--- a/code.docx
+++ b/code.docx
@@ -18,6 +18,25 @@
           <w:sz w:val="52"/>
           <w:szCs w:val="52"/>
         </w:rPr>
+        <w:t>Open sql plus(create new id)</w:t>
+      </w:r>
+    </w:p>
+    <w:p>
+      <w:pPr>
+        <w:rPr>
+          <w:b/>
+          <w:bCs/>
+          <w:sz w:val="52"/>
+          <w:szCs w:val="52"/>
+        </w:rPr>
+      </w:pPr>
+      <w:r>
+        <w:rPr>
+          <w:b/>
+          <w:bCs/>
+          <w:sz w:val="52"/>
+          <w:szCs w:val="52"/>
+        </w:rPr>
         <w:t>sqlplus / as sysdba</w:t>
       </w:r>
     </w:p>
@@ -142,6 +161,7 @@
     <w:p/>
     <w:p>
       <w:r>
+        <w:lastRenderedPageBreak/>
         <w:t>-- Simple address object (for collections)</w:t>
       </w:r>
     </w:p>
@@ -152,13 +172,415 @@
     </w:p>
     <w:p>
       <w:r>
+        <w:t xml:space="preserve">    street VARCHAR2(25),</w:t>
+      </w:r>
+    </w:p>
+    <w:p>
+      <w:r>
+        <w:t xml:space="preserve">    city VARCHAR2(25)</w:t>
+      </w:r>
+    </w:p>
+    <w:p>
+      <w:r>
+        <w:t>);</w:t>
+      </w:r>
+    </w:p>
+    <w:p>
+      <w:r>
+        <w:t>/</w:t>
+      </w:r>
+    </w:p>
+    <w:p/>
+    <w:p>
+      <w:r>
+        <w:t>-- Product item object (for nested table)</w:t>
+      </w:r>
+    </w:p>
+    <w:p>
+      <w:r>
+        <w:t>CREATE OR REPLACE TYPE product_obj AS OBJECT(</w:t>
+      </w:r>
+    </w:p>
+    <w:p>
+      <w:r>
+        <w:t xml:space="preserve">    prod_id NUMBER,</w:t>
+      </w:r>
+    </w:p>
+    <w:p>
+      <w:r>
+        <w:t xml:space="preserve">    prod_name VARCHAR2(50),</w:t>
+      </w:r>
+    </w:p>
+    <w:p>
+      <w:r>
+        <w:t xml:space="preserve">    qty NUMBER,</w:t>
+      </w:r>
+    </w:p>
+    <w:p>
+      <w:r>
+        <w:t xml:space="preserve">    price NUMBER(10,2)</w:t>
+      </w:r>
+    </w:p>
+    <w:p>
+      <w:r>
+        <w:t>);</w:t>
+      </w:r>
+    </w:p>
+    <w:p>
+      <w:r>
+        <w:t>/</w:t>
+      </w:r>
+    </w:p>
+    <w:p/>
+    <w:p>
+      <w:r>
+        <w:t>-- Full address object (for nested table)</w:t>
+      </w:r>
+    </w:p>
+    <w:p>
+      <w:r>
+        <w:t>CREATE OR REPLACE TYPE full_address_obj AS OBJECT(</w:t>
+      </w:r>
+    </w:p>
+    <w:p>
+      <w:r>
+        <w:t xml:space="preserve">    street VARCHAR2(25),</w:t>
+      </w:r>
+    </w:p>
+    <w:p>
+      <w:r>
+        <w:t xml:space="preserve">    city VARCHAR2(25),</w:t>
+      </w:r>
+    </w:p>
+    <w:p>
+      <w:r>
+        <w:t xml:space="preserve">    country VARCHAR2(20)</w:t>
+      </w:r>
+    </w:p>
+    <w:p>
+      <w:r>
+        <w:t>);</w:t>
+      </w:r>
+    </w:p>
+    <w:p>
+      <w:r>
+        <w:t>/</w:t>
+      </w:r>
+    </w:p>
+    <w:p/>
+    <w:p/>
+    <w:p>
+      <w:r>
+        <w:t xml:space="preserve"> 2. TABLES</w:t>
+      </w:r>
+    </w:p>
+    <w:p>
+      <w:r>
+        <w:t xml:space="preserve"> (A) Tables with Object Columns</w:t>
+      </w:r>
+    </w:p>
+    <w:p>
+      <w:r>
+        <w:t>CREATE TABLE branch_sites (</w:t>
+      </w:r>
+    </w:p>
+    <w:p>
+      <w:r>
+        <w:t xml:space="preserve">    branch_id NUMBER(6),</w:t>
+      </w:r>
+    </w:p>
+    <w:p>
+      <w:r>
+        <w:t xml:space="preserve">    branch_location location_type</w:t>
+      </w:r>
+    </w:p>
+    <w:p>
+      <w:r>
+        <w:t>);</w:t>
+      </w:r>
+    </w:p>
+    <w:p/>
+    <w:p>
+      <w:r>
+        <w:t>CREATE TABLE organizations (</w:t>
+      </w:r>
+    </w:p>
+    <w:p>
+      <w:r>
+        <w:t xml:space="preserve">    org_id NUMBER,</w:t>
+      </w:r>
+    </w:p>
+    <w:p>
+      <w:r>
+        <w:t xml:space="preserve">    org_details organization_type</w:t>
+      </w:r>
+    </w:p>
+    <w:p>
+      <w:r>
+        <w:t>);</w:t>
+      </w:r>
+    </w:p>
+    <w:p/>
+    <w:p>
+      <w:r>
+        <w:t xml:space="preserve"> (B) Object Table</w:t>
+      </w:r>
+    </w:p>
+    <w:p>
+      <w:r>
+        <w:t>CREATE TABLE staff_members OF staff_type;</w:t>
+      </w:r>
+    </w:p>
+    <w:p/>
+    <w:p>
+      <w:r>
+        <w:t>(C) Tables Using VARRAY</w:t>
+      </w:r>
+    </w:p>
+    <w:p>
+      <w:r>
+        <w:t>CREATE TABLE client_contacts (</w:t>
+      </w:r>
+    </w:p>
+    <w:p>
+      <w:r>
+        <w:t xml:space="preserve">    client_id NUMBER PRIMARY KEY,</w:t>
+      </w:r>
+    </w:p>
+    <w:p>
+      <w:r>
+        <w:t xml:space="preserve">    client_name VARCHAR2(50),</w:t>
+      </w:r>
+    </w:p>
+    <w:p>
+      <w:r>
+        <w:t xml:space="preserve">    phone_list phone_array,</w:t>
+      </w:r>
+    </w:p>
+    <w:p>
+      <w:r>
+        <w:t xml:space="preserve">    email_list email_array,</w:t>
+      </w:r>
+    </w:p>
+    <w:p>
+      <w:r>
+        <w:t xml:space="preserve">    tag_list tag_array</w:t>
+      </w:r>
+    </w:p>
+    <w:p>
+      <w:r>
+        <w:t>);</w:t>
+      </w:r>
+    </w:p>
+    <w:p/>
+    <w:p>
+      <w:r>
+        <w:t>CREATE TABLE real_estate (</w:t>
+      </w:r>
+    </w:p>
+    <w:p>
+      <w:r>
+        <w:t xml:space="preserve">    property_id NUMBER,</w:t>
+      </w:r>
+    </w:p>
+    <w:p>
+      <w:r>
+        <w:t xml:space="preserve">    owner VARCHAR2(50),</w:t>
+      </w:r>
+    </w:p>
+    <w:p>
+      <w:r>
+        <w:t xml:space="preserve">    address_list address_array</w:t>
+      </w:r>
+    </w:p>
+    <w:p>
+      <w:r>
+        <w:t>);</w:t>
+      </w:r>
+    </w:p>
+    <w:p/>
+    <w:p/>
+    <w:p/>
+    <w:p>
+      <w:r>
+        <w:t xml:space="preserve"> (D) Tables Using Nested Table</w:t>
+      </w:r>
+    </w:p>
+    <w:p>
+      <w:r>
+        <w:t>CREATE TABLE purchase_orders (</w:t>
+      </w:r>
+    </w:p>
+    <w:p>
+      <w:r>
+        <w:t xml:space="preserve">    order_no NUMBER PRIMARY KEY,</w:t>
+      </w:r>
+    </w:p>
+    <w:p>
+      <w:r>
+        <w:t xml:space="preserve">    customer VARCHAR2(50),</w:t>
+      </w:r>
+    </w:p>
+    <w:p>
+      <w:r>
+        <w:t xml:space="preserve">    order_date DATE,</w:t>
+      </w:r>
+    </w:p>
+    <w:p>
+      <w:r>
         <w:lastRenderedPageBreak/>
-        <w:t xml:space="preserve">    street VARCHAR2(25),</w:t>
-      </w:r>
-    </w:p>
-    <w:p>
-      <w:r>
-        <w:t xml:space="preserve">    city VARCHAR2(25)</w:t>
+        <w:t xml:space="preserve">    product_list product_table_type</w:t>
+      </w:r>
+    </w:p>
+    <w:p>
+      <w:r>
+        <w:t>)</w:t>
+      </w:r>
+    </w:p>
+    <w:p>
+      <w:r>
+        <w:t>NESTED TABLE product_list STORE AS product_storage;</w:t>
+      </w:r>
+    </w:p>
+    <w:p/>
+    <w:p>
+      <w:r>
+        <w:t>CREATE TABLE clients (</w:t>
+      </w:r>
+    </w:p>
+    <w:p>
+      <w:r>
+        <w:t xml:space="preserve">    client_id NUMBER PRIMARY KEY,</w:t>
+      </w:r>
+    </w:p>
+    <w:p>
+      <w:r>
+        <w:t xml:space="preserve">    name VARCHAR2(50),</w:t>
+      </w:r>
+    </w:p>
+    <w:p>
+      <w:r>
+        <w:t xml:space="preserve">    address_list address_table_type</w:t>
+      </w:r>
+    </w:p>
+    <w:p>
+      <w:r>
+        <w:t>)</w:t>
+      </w:r>
+    </w:p>
+    <w:p>
+      <w:r>
+        <w:t>NESTED TABLE address_list STORE AS address_storage;</w:t>
+      </w:r>
+    </w:p>
+    <w:p/>
+    <w:p>
+      <w:r>
+        <w:t xml:space="preserve"> 3. VARRAY TYPES</w:t>
+      </w:r>
+    </w:p>
+    <w:p>
+      <w:r>
+        <w:t>CREATE OR REPLACE TYPE phone_array AS VARRAY(3) OF VARCHAR2(15);</w:t>
+      </w:r>
+    </w:p>
+    <w:p>
+      <w:r>
+        <w:t>/</w:t>
+      </w:r>
+    </w:p>
+    <w:p/>
+    <w:p>
+      <w:r>
+        <w:t>CREATE OR REPLACE TYPE email_array AS VARRAY(5) OF VARCHAR2(50);</w:t>
+      </w:r>
+    </w:p>
+    <w:p>
+      <w:r>
+        <w:t>/</w:t>
+      </w:r>
+    </w:p>
+    <w:p/>
+    <w:p>
+      <w:r>
+        <w:t>CREATE OR REPLACE TYPE tag_array AS VARRAY(10) OF VARCHAR2(30);</w:t>
+      </w:r>
+    </w:p>
+    <w:p>
+      <w:r>
+        <w:t>/</w:t>
+      </w:r>
+    </w:p>
+    <w:p/>
+    <w:p>
+      <w:r>
+        <w:t>-- VARRAY of objects</w:t>
+      </w:r>
+    </w:p>
+    <w:p>
+      <w:r>
+        <w:t>CREATE OR REPLACE TYPE address_array AS VARRAY(5) OF simple_address_obj;</w:t>
+      </w:r>
+    </w:p>
+    <w:p>
+      <w:r>
+        <w:t>/</w:t>
+      </w:r>
+    </w:p>
+    <w:p/>
+    <w:p/>
+    <w:p/>
+    <w:p/>
+    <w:p>
+      <w:r>
+        <w:t xml:space="preserve"> 4. NESTED TABLE TYPES</w:t>
+      </w:r>
+    </w:p>
+    <w:p>
+      <w:r>
+        <w:t>CREATE OR REPLACE TYPE product_table_type AS TABLE OF product_obj;</w:t>
+      </w:r>
+    </w:p>
+    <w:p>
+      <w:r>
+        <w:t>/</w:t>
+      </w:r>
+    </w:p>
+    <w:p/>
+    <w:p>
+      <w:r>
+        <w:t>CREATE OR REPLACE TYPE address_table_type AS TABLE OF full_address_obj;</w:t>
+      </w:r>
+    </w:p>
+    <w:p>
+      <w:r>
+        <w:t>/</w:t>
+      </w:r>
+    </w:p>
+    <w:p/>
+    <w:p>
+      <w:r>
+        <w:t xml:space="preserve"> 5. SAMPLE INSERTS </w:t>
+      </w:r>
+    </w:p>
+    <w:p>
+      <w:r>
+        <w:t>Insert into Object Column Table</w:t>
+      </w:r>
+    </w:p>
+    <w:p>
+      <w:r>
+        <w:t>INSERT INTO branch_sites VALUES (</w:t>
+      </w:r>
+    </w:p>
+    <w:p>
+      <w:r>
+        <w:t xml:space="preserve">    1,</w:t>
+      </w:r>
+    </w:p>
+    <w:p>
+      <w:r>
+        <w:t xml:space="preserve">    location_type('Green Street', 'Kathmandu', 'Nepal')</w:t>
       </w:r>
     </w:p>
     <w:p>
@@ -168,38 +590,17 @@
     </w:p>
     <w:p>
       <w:r>
-        <w:t>/</w:t>
-      </w:r>
-    </w:p>
-    <w:p/>
-    <w:p>
-      <w:r>
-        <w:t>-- Product item object (for nested table)</w:t>
-      </w:r>
-    </w:p>
-    <w:p>
-      <w:r>
-        <w:t>CREATE OR REPLACE TYPE product_obj AS OBJECT(</w:t>
-      </w:r>
-    </w:p>
-    <w:p>
-      <w:r>
-        <w:t xml:space="preserve">    prod_id NUMBER,</w:t>
-      </w:r>
-    </w:p>
-    <w:p>
-      <w:r>
-        <w:t xml:space="preserve">    prod_name VARCHAR2(50),</w:t>
-      </w:r>
-    </w:p>
-    <w:p>
-      <w:r>
-        <w:t xml:space="preserve">    qty NUMBER,</w:t>
-      </w:r>
-    </w:p>
-    <w:p>
-      <w:r>
-        <w:t xml:space="preserve">    price NUMBER(10,2)</w:t>
+        <w:t>Insert into Object Table</w:t>
+      </w:r>
+    </w:p>
+    <w:p>
+      <w:r>
+        <w:t>INSERT INTO staff_members VALUES (</w:t>
+      </w:r>
+    </w:p>
+    <w:p>
+      <w:r>
+        <w:t xml:space="preserve">    staff_type(201, 'Ram Sharma', 45000, DATE '2022-05-10')</w:t>
       </w:r>
     </w:p>
     <w:p>
@@ -207,35 +608,40 @@
         <w:t>);</w:t>
       </w:r>
     </w:p>
-    <w:p>
-      <w:r>
-        <w:t>/</w:t>
-      </w:r>
-    </w:p>
-    <w:p/>
-    <w:p>
-      <w:r>
-        <w:t>-- Full address object (for nested table)</w:t>
-      </w:r>
-    </w:p>
-    <w:p>
-      <w:r>
-        <w:t>CREATE OR REPLACE TYPE full_address_obj AS OBJECT(</w:t>
-      </w:r>
-    </w:p>
-    <w:p>
-      <w:r>
-        <w:t xml:space="preserve">    street VARCHAR2(25),</w:t>
-      </w:r>
-    </w:p>
-    <w:p>
-      <w:r>
-        <w:t xml:space="preserve">    city VARCHAR2(25),</w:t>
-      </w:r>
-    </w:p>
-    <w:p>
-      <w:r>
-        <w:t xml:space="preserve">    country VARCHAR2(20)</w:t>
+    <w:p/>
+    <w:p>
+      <w:r>
+        <w:t>Insert into VARRAY Table</w:t>
+      </w:r>
+    </w:p>
+    <w:p>
+      <w:r>
+        <w:t>INSERT INTO client_contacts VALUES (</w:t>
+      </w:r>
+    </w:p>
+    <w:p>
+      <w:r>
+        <w:t xml:space="preserve">    1,</w:t>
+      </w:r>
+    </w:p>
+    <w:p>
+      <w:r>
+        <w:t xml:space="preserve">    'Sita Karki',</w:t>
+      </w:r>
+    </w:p>
+    <w:p>
+      <w:r>
+        <w:t xml:space="preserve">    phone_array('9800000001', '9800000002'),</w:t>
+      </w:r>
+    </w:p>
+    <w:p>
+      <w:r>
+        <w:t xml:space="preserve">    email_array('sita@gmail.com'),</w:t>
+      </w:r>
+    </w:p>
+    <w:p>
+      <w:r>
+        <w:t xml:space="preserve">    tag_array('Regular', 'Local')</w:t>
       </w:r>
     </w:p>
     <w:p>
@@ -243,421 +649,33 @@
         <w:t>);</w:t>
       </w:r>
     </w:p>
-    <w:p>
-      <w:r>
-        <w:t>/</w:t>
-      </w:r>
-    </w:p>
-    <w:p/>
-    <w:p/>
-    <w:p>
-      <w:r>
-        <w:t xml:space="preserve"> 2. TABLES</w:t>
-      </w:r>
-    </w:p>
-    <w:p>
-      <w:r>
-        <w:t xml:space="preserve"> (A) Tables with Object Columns</w:t>
-      </w:r>
-    </w:p>
-    <w:p>
-      <w:r>
-        <w:t>CREATE TABLE branch_sites (</w:t>
-      </w:r>
-    </w:p>
-    <w:p>
-      <w:r>
-        <w:t xml:space="preserve">    branch_id NUMBER(6),</w:t>
-      </w:r>
-    </w:p>
-    <w:p>
-      <w:r>
-        <w:t xml:space="preserve">    branch_location location_type</w:t>
-      </w:r>
-    </w:p>
-    <w:p>
-      <w:r>
-        <w:t>);</w:t>
-      </w:r>
-    </w:p>
-    <w:p/>
-    <w:p>
-      <w:r>
-        <w:t>CREATE TABLE organizations (</w:t>
+    <w:p/>
+    <w:p/>
+    <w:p/>
+    <w:p/>
+    <w:p>
+      <w:r>
+        <w:t>Insert into Nested Table</w:t>
+      </w:r>
+    </w:p>
+    <w:p>
+      <w:r>
+        <w:t>INSERT INTO purchase_orders VALUES (</w:t>
+      </w:r>
+    </w:p>
+    <w:p>
+      <w:r>
+        <w:t xml:space="preserve">    5001,</w:t>
+      </w:r>
+    </w:p>
+    <w:p>
+      <w:r>
+        <w:t xml:space="preserve">    'Hari Nepal',</w:t>
       </w:r>
     </w:p>
     <w:p>
       <w:r>
         <w:lastRenderedPageBreak/>
-        <w:t xml:space="preserve">    org_id NUMBER,</w:t>
-      </w:r>
-    </w:p>
-    <w:p>
-      <w:r>
-        <w:t xml:space="preserve">    org_details organization_type</w:t>
-      </w:r>
-    </w:p>
-    <w:p>
-      <w:r>
-        <w:t>);</w:t>
-      </w:r>
-    </w:p>
-    <w:p/>
-    <w:p>
-      <w:r>
-        <w:t xml:space="preserve"> (B) Object Table</w:t>
-      </w:r>
-    </w:p>
-    <w:p>
-      <w:r>
-        <w:t>CREATE TABLE staff_members OF staff_type;</w:t>
-      </w:r>
-    </w:p>
-    <w:p/>
-    <w:p>
-      <w:r>
-        <w:t>(C) Tables Using VARRAY</w:t>
-      </w:r>
-    </w:p>
-    <w:p>
-      <w:r>
-        <w:t>CREATE TABLE client_contacts (</w:t>
-      </w:r>
-    </w:p>
-    <w:p>
-      <w:r>
-        <w:t xml:space="preserve">    client_id NUMBER PRIMARY KEY,</w:t>
-      </w:r>
-    </w:p>
-    <w:p>
-      <w:r>
-        <w:t xml:space="preserve">    client_name VARCHAR2(50),</w:t>
-      </w:r>
-    </w:p>
-    <w:p>
-      <w:r>
-        <w:t xml:space="preserve">    phone_list phone_array,</w:t>
-      </w:r>
-    </w:p>
-    <w:p>
-      <w:r>
-        <w:t xml:space="preserve">    email_list email_array,</w:t>
-      </w:r>
-    </w:p>
-    <w:p>
-      <w:r>
-        <w:t xml:space="preserve">    tag_list tag_array</w:t>
-      </w:r>
-    </w:p>
-    <w:p>
-      <w:r>
-        <w:t>);</w:t>
-      </w:r>
-    </w:p>
-    <w:p/>
-    <w:p>
-      <w:r>
-        <w:t>CREATE TABLE real_estate (</w:t>
-      </w:r>
-    </w:p>
-    <w:p>
-      <w:r>
-        <w:t xml:space="preserve">    property_id NUMBER,</w:t>
-      </w:r>
-    </w:p>
-    <w:p>
-      <w:r>
-        <w:t xml:space="preserve">    owner VARCHAR2(50),</w:t>
-      </w:r>
-    </w:p>
-    <w:p>
-      <w:r>
-        <w:t xml:space="preserve">    address_list address_array</w:t>
-      </w:r>
-    </w:p>
-    <w:p>
-      <w:r>
-        <w:t>);</w:t>
-      </w:r>
-    </w:p>
-    <w:p/>
-    <w:p/>
-    <w:p/>
-    <w:p>
-      <w:r>
-        <w:t xml:space="preserve"> (D) Tables Using Nested Table</w:t>
-      </w:r>
-    </w:p>
-    <w:p>
-      <w:r>
-        <w:t>CREATE TABLE purchase_orders (</w:t>
-      </w:r>
-    </w:p>
-    <w:p>
-      <w:r>
-        <w:t xml:space="preserve">    order_no NUMBER PRIMARY KEY,</w:t>
-      </w:r>
-    </w:p>
-    <w:p>
-      <w:r>
-        <w:t xml:space="preserve">    customer VARCHAR2(50),</w:t>
-      </w:r>
-    </w:p>
-    <w:p>
-      <w:r>
-        <w:t xml:space="preserve">    order_date DATE,</w:t>
-      </w:r>
-    </w:p>
-    <w:p>
-      <w:r>
-        <w:t xml:space="preserve">    product_list product_table_type</w:t>
-      </w:r>
-    </w:p>
-    <w:p>
-      <w:r>
-        <w:t>)</w:t>
-      </w:r>
-    </w:p>
-    <w:p>
-      <w:r>
-        <w:lastRenderedPageBreak/>
-        <w:t>NESTED TABLE product_list STORE AS product_storage;</w:t>
-      </w:r>
-    </w:p>
-    <w:p/>
-    <w:p>
-      <w:r>
-        <w:t>CREATE TABLE clients (</w:t>
-      </w:r>
-    </w:p>
-    <w:p>
-      <w:r>
-        <w:t xml:space="preserve">    client_id NUMBER PRIMARY KEY,</w:t>
-      </w:r>
-    </w:p>
-    <w:p>
-      <w:r>
-        <w:t xml:space="preserve">    name VARCHAR2(50),</w:t>
-      </w:r>
-    </w:p>
-    <w:p>
-      <w:r>
-        <w:t xml:space="preserve">    address_list address_table_type</w:t>
-      </w:r>
-    </w:p>
-    <w:p>
-      <w:r>
-        <w:t>)</w:t>
-      </w:r>
-    </w:p>
-    <w:p>
-      <w:r>
-        <w:t>NESTED TABLE address_list STORE AS address_storage;</w:t>
-      </w:r>
-    </w:p>
-    <w:p/>
-    <w:p>
-      <w:r>
-        <w:t xml:space="preserve"> 3. VARRAY TYPES</w:t>
-      </w:r>
-    </w:p>
-    <w:p>
-      <w:r>
-        <w:t>CREATE OR REPLACE TYPE phone_array AS VARRAY(3) OF VARCHAR2(15);</w:t>
-      </w:r>
-    </w:p>
-    <w:p>
-      <w:r>
-        <w:t>/</w:t>
-      </w:r>
-    </w:p>
-    <w:p/>
-    <w:p>
-      <w:r>
-        <w:t>CREATE OR REPLACE TYPE email_array AS VARRAY(5) OF VARCHAR2(50);</w:t>
-      </w:r>
-    </w:p>
-    <w:p>
-      <w:r>
-        <w:t>/</w:t>
-      </w:r>
-    </w:p>
-    <w:p/>
-    <w:p>
-      <w:r>
-        <w:t>CREATE OR REPLACE TYPE tag_array AS VARRAY(10) OF VARCHAR2(30);</w:t>
-      </w:r>
-    </w:p>
-    <w:p>
-      <w:r>
-        <w:t>/</w:t>
-      </w:r>
-    </w:p>
-    <w:p/>
-    <w:p>
-      <w:r>
-        <w:t>-- VARRAY of objects</w:t>
-      </w:r>
-    </w:p>
-    <w:p>
-      <w:r>
-        <w:t>CREATE OR REPLACE TYPE address_array AS VARRAY(5) OF simple_address_obj;</w:t>
-      </w:r>
-    </w:p>
-    <w:p>
-      <w:r>
-        <w:t>/</w:t>
-      </w:r>
-    </w:p>
-    <w:p/>
-    <w:p/>
-    <w:p/>
-    <w:p/>
-    <w:p>
-      <w:r>
-        <w:t xml:space="preserve"> 4. NESTED TABLE TYPES</w:t>
-      </w:r>
-    </w:p>
-    <w:p>
-      <w:r>
-        <w:t>CREATE OR REPLACE TYPE product_table_type AS TABLE OF product_obj;</w:t>
-      </w:r>
-    </w:p>
-    <w:p>
-      <w:r>
-        <w:t>/</w:t>
-      </w:r>
-    </w:p>
-    <w:p/>
-    <w:p>
-      <w:r>
-        <w:t>CREATE OR REPLACE TYPE address_table_type AS TABLE OF full_address_obj;</w:t>
-      </w:r>
-    </w:p>
-    <w:p>
-      <w:r>
-        <w:lastRenderedPageBreak/>
-        <w:t>/</w:t>
-      </w:r>
-    </w:p>
-    <w:p/>
-    <w:p>
-      <w:r>
-        <w:t xml:space="preserve"> 5. SAMPLE INSERTS </w:t>
-      </w:r>
-    </w:p>
-    <w:p>
-      <w:r>
-        <w:t>Insert into Object Column Table</w:t>
-      </w:r>
-    </w:p>
-    <w:p>
-      <w:r>
-        <w:t>INSERT INTO branch_sites VALUES (</w:t>
-      </w:r>
-    </w:p>
-    <w:p>
-      <w:r>
-        <w:t xml:space="preserve">    1,</w:t>
-      </w:r>
-    </w:p>
-    <w:p>
-      <w:r>
-        <w:t xml:space="preserve">    location_type('Green Street', 'Kathmandu', 'Nepal')</w:t>
-      </w:r>
-    </w:p>
-    <w:p>
-      <w:r>
-        <w:t>);</w:t>
-      </w:r>
-    </w:p>
-    <w:p>
-      <w:r>
-        <w:t>Insert into Object Table</w:t>
-      </w:r>
-    </w:p>
-    <w:p>
-      <w:r>
-        <w:t>INSERT INTO staff_members VALUES (</w:t>
-      </w:r>
-    </w:p>
-    <w:p>
-      <w:r>
-        <w:t xml:space="preserve">    staff_type(201, 'Ram Sharma', 45000, DATE '2022-05-10')</w:t>
-      </w:r>
-    </w:p>
-    <w:p>
-      <w:r>
-        <w:t>);</w:t>
-      </w:r>
-    </w:p>
-    <w:p/>
-    <w:p>
-      <w:r>
-        <w:t>Insert into VARRAY Table</w:t>
-      </w:r>
-    </w:p>
-    <w:p>
-      <w:r>
-        <w:t>INSERT INTO client_contacts VALUES (</w:t>
-      </w:r>
-    </w:p>
-    <w:p>
-      <w:r>
-        <w:t xml:space="preserve">    1,</w:t>
-      </w:r>
-    </w:p>
-    <w:p>
-      <w:r>
-        <w:t xml:space="preserve">    'Sita Karki',</w:t>
-      </w:r>
-    </w:p>
-    <w:p>
-      <w:r>
-        <w:t xml:space="preserve">    phone_array('9800000001', '9800000002'),</w:t>
-      </w:r>
-    </w:p>
-    <w:p>
-      <w:r>
-        <w:t xml:space="preserve">    email_array('sita@gmail.com'),</w:t>
-      </w:r>
-    </w:p>
-    <w:p>
-      <w:r>
-        <w:t xml:space="preserve">    tag_array('Regular', 'Local')</w:t>
-      </w:r>
-    </w:p>
-    <w:p>
-      <w:r>
-        <w:t>);</w:t>
-      </w:r>
-    </w:p>
-    <w:p/>
-    <w:p/>
-    <w:p/>
-    <w:p/>
-    <w:p>
-      <w:r>
-        <w:t>Insert into Nested Table</w:t>
-      </w:r>
-    </w:p>
-    <w:p>
-      <w:r>
-        <w:t>INSERT INTO purchase_orders VALUES (</w:t>
-      </w:r>
-    </w:p>
-    <w:p>
-      <w:r>
-        <w:t xml:space="preserve">    5001,</w:t>
-      </w:r>
-    </w:p>
-    <w:p>
-      <w:r>
-        <w:t xml:space="preserve">    'Hari Nepal',</w:t>
-      </w:r>
-    </w:p>
-    <w:p>
-      <w:r>
         <w:t xml:space="preserve">    DATE '2025-01-10',</w:t>
       </w:r>
     </w:p>
@@ -668,7 +686,6 @@
     </w:p>
     <w:p>
       <w:r>
-        <w:lastRenderedPageBreak/>
         <w:t xml:space="preserve">        product_obj(1, 'Laptop', 1, 90000),</w:t>
       </w:r>
     </w:p>
@@ -775,6 +792,91 @@
     <w:p>
       <w:r>
         <w:t xml:space="preserve">              classroom_type(‘LH403’, 10 , ‘STAFF OFFICE’)));</w:t>
+      </w:r>
+    </w:p>
+    <w:p/>
+    <w:p/>
+    <w:p/>
+    <w:p>
+      <w:r>
+        <w:t>SELECT alias.column_name.attribute FROM tablename alias;</w:t>
+      </w:r>
+    </w:p>
+    <w:p>
+      <w:r>
+        <w:t>SELECT s.address.street, s.address.city FROM sites s;</w:t>
+      </w:r>
+    </w:p>
+    <w:p>
+      <w:r>
+        <w:lastRenderedPageBreak/>
+        <w:t xml:space="preserve"> </w:t>
+      </w:r>
+    </w:p>
+    <w:p/>
+    <w:p>
+      <w:r>
+        <w:t xml:space="preserve">SELECT </w:t>
+      </w:r>
+      <w:r>
+        <w:t>columnname, DEREF(reference_column)</w:t>
+      </w:r>
+    </w:p>
+    <w:p>
+      <w:r>
+        <w:t>FROM tablename;</w:t>
+      </w:r>
+    </w:p>
+    <w:p/>
+    <w:p>
+      <w:r>
+        <w:t xml:space="preserve">SELECT </w:t>
+      </w:r>
+    </w:p>
+    <w:p>
+      <w:r>
+        <w:t xml:space="preserve">    c.customer_id,</w:t>
+      </w:r>
+    </w:p>
+    <w:p>
+      <w:r>
+        <w:t xml:space="preserve">    c.name,</w:t>
+      </w:r>
+    </w:p>
+    <w:p>
+      <w:r>
+        <w:t xml:space="preserve">    DEREF(c.address).street,</w:t>
+      </w:r>
+    </w:p>
+    <w:p>
+      <w:r>
+        <w:t xml:space="preserve">    DEREF(c.address).city,</w:t>
+      </w:r>
+    </w:p>
+    <w:p>
+      <w:r>
+        <w:t xml:space="preserve">    DEREF(c.address).country</w:t>
+      </w:r>
+    </w:p>
+    <w:p>
+      <w:r>
+        <w:t>FROM customers c;</w:t>
+      </w:r>
+    </w:p>
+    <w:p/>
+    <w:p>
+      <w:r>
+        <w:t>SELECT s.site_id, c.room_number, c.capacity</w:t>
+      </w:r>
+    </w:p>
+    <w:p>
+      <w:r>
+        <w:t>FROM sites s, TABLE(s..classroom) c</w:t>
+      </w:r>
+    </w:p>
+    <w:p>
+      <w:r>
+        <w:t>WHERE site_id = 1;</w:t>
       </w:r>
     </w:p>
     <w:sectPr>
